--- a/02 CS Standards/CS-007 Wet Layup & Vacuum Bagging.docx
+++ b/02 CS Standards/CS-007 Wet Layup & Vacuum Bagging.docx
@@ -119,7 +119,7 @@
               <w:rPr>
                 <w:sz w:val="19"/>
               </w:rPr>
-              <w:t>B</w:t>
+              <w:t>C</w:t>
             </w:r>
           </w:p>
         </w:tc>
@@ -148,7 +148,7 @@
               <w:rPr>
                 <w:sz w:val="19"/>
               </w:rPr>
-              <w:t>Draft, pending Lead signature (OUTLINED, complete before first use)</w:t>
+              <w:t>Draft, pending Lead signature (photos to add at first SN6 use)</w:t>
             </w:r>
           </w:p>
         </w:tc>
@@ -177,7 +177,7 @@
               <w:rPr>
                 <w:sz w:val="19"/>
               </w:rPr>
-              <w:t>2026-07-28</w:t>
+              <w:t>2026-08-28</w:t>
             </w:r>
           </w:p>
         </w:tc>
@@ -582,6 +582,60 @@
           </w:p>
         </w:tc>
       </w:tr>
+      <w:tr>
+        <w:tc>
+          <w:tcPr>
+            <w:tcW w:type="dxa" w:w="2412"/>
+          </w:tcPr>
+          <w:p>
+            <w:r>
+              <w:rPr>
+                <w:sz w:val="19"/>
+              </w:rPr>
+              <w:t>C</w:t>
+            </w:r>
+          </w:p>
+        </w:tc>
+        <w:tc>
+          <w:tcPr>
+            <w:tcW w:type="dxa" w:w="2412"/>
+          </w:tcPr>
+          <w:p>
+            <w:r>
+              <w:rPr>
+                <w:sz w:val="19"/>
+              </w:rPr>
+              <w:t>2026-08-28</w:t>
+            </w:r>
+          </w:p>
+        </w:tc>
+        <w:tc>
+          <w:tcPr>
+            <w:tcW w:type="dxa" w:w="2412"/>
+          </w:tcPr>
+          <w:p>
+            <w:r>
+              <w:rPr>
+                <w:sz w:val="19"/>
+              </w:rPr>
+              <w:t>Claude</w:t>
+            </w:r>
+          </w:p>
+        </w:tc>
+        <w:tc>
+          <w:tcPr>
+            <w:tcW w:type="dxa" w:w="2412"/>
+          </w:tcPr>
+          <w:p>
+            <w:r>
+              <w:rPr>
+                <w:sz w:val="19"/>
+              </w:rPr>
+              <w:t>Out of outline, engineering pass (CS-000 Rev C conventions). §7's ten numbered lines became a procedure with subsections; every number in it was already in Rev B or its references, so nothing was invented, only unpacked. §4 definitions written out. Figure 1 draws the bag stack with the breather clearance rule, the one that turns a bagged part into a bagged part glued to its breather. Photo placeholders stay until the first SN6 wet layup.</w:t>
+            </w:r>
+          </w:p>
+        </w:tc>
+      </w:tr>
     </w:tbl>
     <w:p/>
     <w:p>
@@ -899,8 +953,59 @@
       </w:r>
     </w:p>
     <w:p>
+      <w:pPr>
+        <w:pStyle w:val="ListBullet"/>
+      </w:pPr>
       <w:r>
-        <w:t xml:space="preserve">Breather (fluffy bleed cloth — never touching part edges it could bond to), bridging, wet-out, 60:40 fiber:resin target </w:t>
+        <w:rPr>
+          <w:b/>
+        </w:rPr>
+        <w:t>Wet-out</w:t>
+      </w:r>
+      <w:r>
+        <w:t>: cloth fully saturated by resin: uniform sheen, weave still visible. Swimming in resin is past wet-out, not better.</w:t>
+      </w:r>
+    </w:p>
+    <w:p>
+      <w:pPr>
+        <w:pStyle w:val="ListBullet"/>
+      </w:pPr>
+      <w:r>
+        <w:rPr>
+          <w:b/>
+        </w:rPr>
+        <w:t>Breather</w:t>
+      </w:r>
+      <w:r>
+        <w:t>: lofted bleed cloth between peel ply and bag. It gives air a path to the vacuum port and absorbs excess resin. It is kept clear of part edges it could bond to; resin that wicks into breather at an edge glues it on.</w:t>
+      </w:r>
+    </w:p>
+    <w:p>
+      <w:pPr>
+        <w:pStyle w:val="ListBullet"/>
+      </w:pPr>
+      <w:r>
+        <w:rPr>
+          <w:b/>
+        </w:rPr>
+        <w:t>Bridging</w:t>
+      </w:r>
+      <w:r>
+        <w:t>: bag film spanning a corner instead of following it. Under vacuum a bridge either punctures or leaves a resin-rich void at the corner. Pleats exist to prevent it.</w:t>
+      </w:r>
+    </w:p>
+    <w:p>
+      <w:pPr>
+        <w:pStyle w:val="ListBullet"/>
+      </w:pPr>
+      <w:r>
+        <w:rPr>
+          <w:b/>
+        </w:rPr>
+        <w:t>60:40</w:t>
+      </w:r>
+      <w:r>
+        <w:t xml:space="preserve">: target cured fiber:resin ratio </w:t>
       </w:r>
       <w:r>
         <w:rPr>
@@ -909,7 +1014,7 @@
         <w:t>by weight</w:t>
       </w:r>
       <w:r>
-        <w:t>.</w:t>
+        <w:t>. The mix factor in §7.2 deliberately overshoots it; squeegee and breather carry the excess out.</w:t>
       </w:r>
     </w:p>
     <w:p>
@@ -935,7 +1040,7 @@
     </w:p>
     <w:p>
       <w:r>
-        <w:t>Per West SDS + team rules: nitrile gloves (sensitizer — same warning as CS-004 §6), ventilation, no solvent on skin; exotherm rules per CS-008 (105/205 in a pot gets hot fast). Respirator with A-filter for large overhead/enclosed laminating.</w:t>
+        <w:t>Per West SDS + team rules: nitrile gloves (sensitizer; same warning as CS-004 §6), ventilation, no solvent on skin; exotherm rules per CS-008 (105/205 in a pot gets hot fast). Respirator with A-filter for large overhead/enclosed laminating.</w:t>
       </w:r>
     </w:p>
     <w:p>
@@ -943,7 +1048,15 @@
         <w:pStyle w:val="Heading2"/>
       </w:pPr>
       <w:r>
-        <w:t>7. Procedure (outline — expand with photos on first parts)</w:t>
+        <w:t>7. Procedure</w:t>
+      </w:r>
+    </w:p>
+    <w:p>
+      <w:pPr>
+        <w:pStyle w:val="Heading3"/>
+      </w:pPr>
+      <w:r>
+        <w:t>7.1 Prerequisites</w:t>
       </w:r>
     </w:p>
     <w:p>
@@ -951,7 +1064,7 @@
         <w:pStyle w:val="ListNumber"/>
       </w:pPr>
       <w:r>
-        <w:t>Prerequisites: stack frozen (CS-002 §7.2), mold released (CS-004), cloth cut + weighed.</w:t>
+        <w:t>Stack frozen and printed on the WO (CS-002 §7.2). Mold sealed and released per CS-004 with its quality checks passed, or plate waxed, or foam core shaped and dry-fitted.</w:t>
       </w:r>
     </w:p>
     <w:p>
@@ -959,7 +1072,40 @@
         <w:pStyle w:val="ListNumber"/>
       </w:pPr>
       <w:r>
-        <w:t xml:space="preserve">Resin math: mix ≈ fiber mass × 0.9 for hand layup. (Yes, that is more than the 60:40 target implies: the squeegee and the breather take the excess out, and the </w:t>
+        <w:t>Cloth cut per the WO ply table; total dry fiber mass weighed and recorded on the WO.</w:t>
+      </w:r>
+    </w:p>
+    <w:p>
+      <w:pPr>
+        <w:pStyle w:val="ListNumber"/>
+      </w:pPr>
+      <w:r>
+        <w:t>All consumables (peel ply, breather, bag, tacky tape) cut to size before any resin is mixed. Pot life spent hunting scissors is pot life lost.</w:t>
+      </w:r>
+    </w:p>
+    <w:p>
+      <w:pPr>
+        <w:pStyle w:val="Heading3"/>
+      </w:pPr>
+      <w:r>
+        <w:t>7.2 Resin math and mixing</w:t>
+      </w:r>
+    </w:p>
+    <w:p>
+      <w:pPr>
+        <w:pStyle w:val="ListNumber"/>
+      </w:pPr>
+      <w:r>
+        <w:t xml:space="preserve">Mix mass ≈ </w:t>
+      </w:r>
+      <w:r>
+        <w:rPr>
+          <w:b/>
+        </w:rPr>
+        <w:t>dry fiber mass × 0.9</w:t>
+      </w:r>
+      <w:r>
+        <w:t xml:space="preserve">. That is deliberately more than the 60:40 cured target implies: the squeegee and the breather take the excess out, and the </w:t>
       </w:r>
       <w:r>
         <w:rPr>
@@ -968,7 +1114,7 @@
         <w:t>cured part</w:t>
       </w:r>
       <w:r>
-        <w:t xml:space="preserve"> lands near 60:40. Record mixed vs final masses on the WO to tune this factor.)</w:t>
+        <w:t xml:space="preserve"> lands near 60:40. Record mixed and final masses on the WO to tune this factor.</w:t>
       </w:r>
     </w:p>
     <w:p>
@@ -976,7 +1122,16 @@
         <w:pStyle w:val="ListNumber"/>
       </w:pPr>
       <w:r>
-        <w:t>Mix per CS-008: 5:1 by volume with the calibrated pumps (R1); one FULL pump stroke each, never partial strokes; pot life 206 @72 °F: 20–25 min per 100 g pot.</w:t>
+        <w:t xml:space="preserve">Mix per CS-008 discipline. With the calibrated pumps, </w:t>
+      </w:r>
+      <w:r>
+        <w:rPr>
+          <w:b/>
+        </w:rPr>
+        <w:t>5:1 by volume, one FULL stroke of each pump per shot, never partial strokes</w:t>
+      </w:r>
+      <w:r>
+        <w:t xml:space="preserve"> (R1). By scale: 5.36:1 for 206, 5.19:1 for 205 (CS-008 §5).</w:t>
       </w:r>
     </w:p>
     <w:p>
@@ -984,7 +1139,49 @@
         <w:pStyle w:val="ListNumber"/>
       </w:pPr>
       <w:r>
-        <w:t>Wet out ply-by-ply per the WO ply table; squeegee each ply until shiny-wet, not swimming.</w:t>
+        <w:t xml:space="preserve">Pot life budget, 206 at 72 °F: </w:t>
+      </w:r>
+      <w:r>
+        <w:rPr>
+          <w:b/>
+        </w:rPr>
+        <w:t>20–25 min per 100 g pot</w:t>
+      </w:r>
+      <w:r>
+        <w:t xml:space="preserve"> (R1). 205 halves that (R2). Bigger jobs mix several small pots rather than one large one; a pot that warms is a pot that is about to gel (CS-008 §6).</w:t>
+      </w:r>
+    </w:p>
+    <w:p>
+      <w:pPr>
+        <w:pStyle w:val="Heading3"/>
+      </w:pPr>
+      <w:r>
+        <w:t>7.3 Wet-out</w:t>
+      </w:r>
+    </w:p>
+    <w:p>
+      <w:pPr>
+        <w:pStyle w:val="ListNumber"/>
+      </w:pPr>
+      <w:r>
+        <w:t xml:space="preserve">Wet out ply-by-ply per the WO ply table: resin on, then squeegee each ply until </w:t>
+      </w:r>
+      <w:r>
+        <w:rPr>
+          <w:b/>
+        </w:rPr>
+        <w:t>shiny-wet with the weave visible</w:t>
+      </w:r>
+      <w:r>
+        <w:t>, not swimming. Chase dry (white) patches before the next ply goes on; you will not see them again.</w:t>
+      </w:r>
+    </w:p>
+    <w:p>
+      <w:pPr>
+        <w:pStyle w:val="ListNumber"/>
+      </w:pPr>
+      <w:r>
+        <w:t>Tick each ply as laid on the WO; note any substitution or extra ply (CS-002 §7.4).</w:t>
       </w:r>
     </w:p>
     <w:tbl>
@@ -1012,7 +1209,7 @@
                 <w:color w:val="808080"/>
               </w:rPr>
               <w:br/>
-              <w:t>[ PHOTO: correctly wetted ply — uniform sheen, weave visible, no pooling ]</w:t>
+              <w:t>[ PHOTO: correctly wetted ply: uniform sheen, weave visible, no pooling ]</w:t>
               <w:br/>
               <w:br/>
             </w:r>
@@ -1023,10 +1220,10 @@
     <w:p/>
     <w:p>
       <w:pPr>
-        <w:pStyle w:val="ListNumber"/>
+        <w:pStyle w:val="Heading3"/>
       </w:pPr>
       <w:r>
-        <w:t>Lay peel ply over the full laminate.</w:t>
+        <w:t>7.4 Bag</w:t>
       </w:r>
     </w:p>
     <w:p>
@@ -1034,7 +1231,7 @@
         <w:pStyle w:val="ListNumber"/>
       </w:pPr>
       <w:r>
-        <w:t>Lay breather over the peel ply, kept clear of part edges it could bond to.</w:t>
+        <w:t>Peel ply over the full laminate, past its edges.</w:t>
       </w:r>
     </w:p>
     <w:p>
@@ -1042,7 +1239,7 @@
         <w:pStyle w:val="ListNumber"/>
       </w:pPr>
       <w:r>
-        <w:t>Bag with VB160 + tacky tape, adding pleats at corners (CS-006 §7.3 rules apply).</w:t>
+        <w:t>Breather over the peel ply, held back from every part edge it could bond to (Figure 1).</w:t>
       </w:r>
     </w:p>
     <w:p>
@@ -1050,7 +1247,76 @@
         <w:pStyle w:val="ListNumber"/>
       </w:pPr>
       <w:r>
-        <w:t xml:space="preserve">Pull vacuum to </w:t>
+        <w:t>Bag with VB160 and tacky tape, pleats at corners and every 300–400 mm of curved perimeter; CS-006 §7.3 rules apply, including the trap between bag and pump.</w:t>
+      </w:r>
+    </w:p>
+    <w:p>
+      <w:pPr>
+        <w:jc w:val="center"/>
+      </w:pPr>
+      <w:r>
+        <w:drawing>
+          <wp:inline xmlns:a="http://schemas.openxmlformats.org/drawingml/2006/main" xmlns:pic="http://schemas.openxmlformats.org/drawingml/2006/picture">
+            <wp:extent cx="5669280" cy="2319251"/>
+            <wp:docPr id="1" name="Picture 1"/>
+            <wp:cNvGraphicFramePr>
+              <a:graphicFrameLocks noChangeAspect="1"/>
+            </wp:cNvGraphicFramePr>
+            <a:graphic>
+              <a:graphicData uri="http://schemas.openxmlformats.org/drawingml/2006/picture">
+                <pic:pic>
+                  <pic:nvPicPr>
+                    <pic:cNvPr id="0" name="cs007-bag-stack.png"/>
+                    <pic:cNvPicPr/>
+                  </pic:nvPicPr>
+                  <pic:blipFill>
+                    <a:blip r:embed="rId9"/>
+                    <a:stretch>
+                      <a:fillRect/>
+                    </a:stretch>
+                  </pic:blipFill>
+                  <pic:spPr>
+                    <a:xfrm>
+                      <a:off x="0" y="0"/>
+                      <a:ext cx="5669280" cy="2319251"/>
+                    </a:xfrm>
+                    <a:prstGeom prst="rect"/>
+                  </pic:spPr>
+                </pic:pic>
+              </a:graphicData>
+            </a:graphic>
+          </wp:inline>
+        </w:drawing>
+      </w:r>
+    </w:p>
+    <w:p>
+      <w:pPr>
+        <w:jc w:val="center"/>
+      </w:pPr>
+      <w:r>
+        <w:rPr>
+          <w:i/>
+          <w:color w:val="505050"/>
+          <w:sz w:val="18"/>
+        </w:rPr>
+        <w:t>Figure 1. The wet-layup bag in section. The breather covers the peel ply but stops short of every part edge; resin that wicks into breather at an edge bonds it to the part.</w:t>
+      </w:r>
+    </w:p>
+    <w:p/>
+    <w:p>
+      <w:pPr>
+        <w:pStyle w:val="Heading3"/>
+      </w:pPr>
+      <w:r>
+        <w:t>7.5 Vacuum and drop test</w:t>
+      </w:r>
+    </w:p>
+    <w:p>
+      <w:pPr>
+        <w:pStyle w:val="ListNumber"/>
+      </w:pPr>
+      <w:r>
+        <w:t xml:space="preserve">Pull to </w:t>
       </w:r>
       <w:r>
         <w:rPr>
@@ -1059,7 +1325,15 @@
         <w:t>≥25 inHg</w:t>
       </w:r>
       <w:r>
-        <w:t xml:space="preserve">; drop test: isolate pump, </w:t>
+        <w:t>.</w:t>
+      </w:r>
+    </w:p>
+    <w:p>
+      <w:pPr>
+        <w:pStyle w:val="ListNumber"/>
+      </w:pPr>
+      <w:r>
+        <w:t xml:space="preserve">Drop test before walking away: isolate the pump; the bag shall lose </w:t>
       </w:r>
       <w:r>
         <w:rPr>
@@ -1068,7 +1342,15 @@
         <w:t>≤2 inHg over 10 minutes</w:t>
       </w:r>
       <w:r>
-        <w:t xml:space="preserve"> before walking away. Record readings on the WO.</w:t>
+        <w:t>. Record start and end readings on the WO. Leak hunting per CS-006 §7.7.</w:t>
+      </w:r>
+    </w:p>
+    <w:p>
+      <w:pPr>
+        <w:pStyle w:val="ListNumber"/>
+      </w:pPr>
+      <w:r>
+        <w:t>On light foam cores, watch for vacuum crush: if the core dents, reduce vacuum and record the level that held on the WO, per part, so the next build starts from a number.</w:t>
       </w:r>
     </w:p>
     <w:tbl>
@@ -1107,10 +1389,10 @@
     <w:p/>
     <w:p>
       <w:pPr>
-        <w:pStyle w:val="ListNumber"/>
+        <w:pStyle w:val="Heading3"/>
       </w:pPr>
       <w:r>
-        <w:t>Cure per R1 (206: thin-film solid 10–15 h @72 °F; leave bagged overnight minimum). Record times/masses on the WO.</w:t>
+        <w:t>7.6 Cure and demold</w:t>
       </w:r>
     </w:p>
     <w:p>
@@ -1118,7 +1400,46 @@
         <w:pStyle w:val="ListNumber"/>
       </w:pPr>
       <w:r>
-        <w:t>Foam-wrapped elements (RW E2–E5 class): same flow over a shaped foam core; watch vacuum crush on light foams — reduce vacuum if the core dents (record the level that worked per part on the WO).</w:t>
+        <w:t xml:space="preserve">Leave bagged under vacuum overnight minimum. 206 reaches thin-film solid in </w:t>
+      </w:r>
+      <w:r>
+        <w:rPr>
+          <w:b/>
+        </w:rPr>
+        <w:t>10–15 h at 72 °F</w:t>
+      </w:r>
+      <w:r>
+        <w:t xml:space="preserve"> (R1); a cold shop runs longer.</w:t>
+      </w:r>
+    </w:p>
+    <w:p>
+      <w:pPr>
+        <w:pStyle w:val="ListNumber"/>
+      </w:pPr>
+      <w:r>
+        <w:t xml:space="preserve">Demold no earlier than the </w:t>
+      </w:r>
+      <w:r>
+        <w:rPr>
+          <w:b/>
+        </w:rPr>
+        <w:t>FEB hold</w:t>
+      </w:r>
+      <w:r>
+        <w:t xml:space="preserve"> for the system (CS-008 §5; the WO enforces it). Record times and masses on the WO; label the part per CS-001; hand to CS-009 for trim.</w:t>
+      </w:r>
+    </w:p>
+    <w:p>
+      <w:pPr>
+        <w:pStyle w:val="Heading3"/>
+      </w:pPr>
+      <w:r>
+        <w:t>7.7 Foam-wrapped elements (RW E2–E5 class)</w:t>
+      </w:r>
+    </w:p>
+    <w:p>
+      <w:r>
+        <w:t>The same flow over a shaped foam core instead of a mold: wet plies wrap the core, then peel ply, breather, bag. The §7.5 crush rule is the one that bites here; everything else is unchanged.</w:t>
       </w:r>
     </w:p>
     <w:p>
